--- a/tillsyn/A 35907-2025 tillsynsbegäran.docx
+++ b/tillsyn/A 35907-2025 tillsynsbegäran.docx
@@ -332,7 +332,7 @@
     <w:r>
       <w:tab/>
       <w:tab/>
-      <w:t>2026-09-14</w:t>
+      <w:t>2026-09-15</w:t>
       <w:br/>
       <w:br/>
     </w:r>

--- a/tillsyn/A 35907-2025 tillsynsbegäran.docx
+++ b/tillsyn/A 35907-2025 tillsynsbegäran.docx
@@ -332,7 +332,7 @@
     <w:r>
       <w:tab/>
       <w:tab/>
-      <w:t>2026-09-15</w:t>
+      <w:t>2026-09-16</w:t>
       <w:br/>
       <w:br/>
     </w:r>

--- a/tillsyn/A 35907-2025 tillsynsbegäran.docx
+++ b/tillsyn/A 35907-2025 tillsynsbegäran.docx
@@ -332,7 +332,7 @@
     <w:r>
       <w:tab/>
       <w:tab/>
-      <w:t>2026-09-16</w:t>
+      <w:t>2026-09-17</w:t>
       <w:br/>
       <w:br/>
     </w:r>

--- a/tillsyn/A 35907-2025 tillsynsbegäran.docx
+++ b/tillsyn/A 35907-2025 tillsynsbegäran.docx
@@ -332,7 +332,7 @@
     <w:r>
       <w:tab/>
       <w:tab/>
-      <w:t>2026-09-17</w:t>
+      <w:t>2026-09-18</w:t>
       <w:br/>
       <w:br/>
     </w:r>

--- a/tillsyn/A 35907-2025 tillsynsbegäran.docx
+++ b/tillsyn/A 35907-2025 tillsynsbegäran.docx
@@ -332,7 +332,7 @@
     <w:r>
       <w:tab/>
       <w:tab/>
-      <w:t>2026-09-18</w:t>
+      <w:t>2026-09-19</w:t>
       <w:br/>
       <w:br/>
     </w:r>

--- a/tillsyn/A 35907-2025 tillsynsbegäran.docx
+++ b/tillsyn/A 35907-2025 tillsynsbegäran.docx
@@ -332,7 +332,7 @@
     <w:r>
       <w:tab/>
       <w:tab/>
-      <w:t>2026-09-19</w:t>
+      <w:t>2026-09-21</w:t>
       <w:br/>
       <w:br/>
     </w:r>

--- a/tillsyn/A 35907-2025 tillsynsbegäran.docx
+++ b/tillsyn/A 35907-2025 tillsynsbegäran.docx
@@ -332,7 +332,7 @@
     <w:r>
       <w:tab/>
       <w:tab/>
-      <w:t>2026-09-21</w:t>
+      <w:t>2026-09-23</w:t>
       <w:br/>
       <w:br/>
     </w:r>

--- a/tillsyn/A 35907-2025 tillsynsbegäran.docx
+++ b/tillsyn/A 35907-2025 tillsynsbegäran.docx
@@ -332,7 +332,7 @@
     <w:r>
       <w:tab/>
       <w:tab/>
-      <w:t>2026-09-23</w:t>
+      <w:t>2026-09-24</w:t>
       <w:br/>
       <w:br/>
     </w:r>

--- a/tillsyn/A 35907-2025 tillsynsbegäran.docx
+++ b/tillsyn/A 35907-2025 tillsynsbegäran.docx
@@ -332,7 +332,7 @@
     <w:r>
       <w:tab/>
       <w:tab/>
-      <w:t>2026-09-24</w:t>
+      <w:t>2026-09-25</w:t>
       <w:br/>
       <w:br/>
     </w:r>

--- a/tillsyn/A 35907-2025 tillsynsbegäran.docx
+++ b/tillsyn/A 35907-2025 tillsynsbegäran.docx
@@ -332,7 +332,7 @@
     <w:r>
       <w:tab/>
       <w:tab/>
-      <w:t>2026-09-25</w:t>
+      <w:t>2026-09-26</w:t>
       <w:br/>
       <w:br/>
     </w:r>

--- a/tillsyn/A 35907-2025 tillsynsbegäran.docx
+++ b/tillsyn/A 35907-2025 tillsynsbegäran.docx
@@ -332,7 +332,7 @@
     <w:r>
       <w:tab/>
       <w:tab/>
-      <w:t>2026-09-26</w:t>
+      <w:t>2026-09-27</w:t>
       <w:br/>
       <w:br/>
     </w:r>

--- a/tillsyn/A 35907-2025 tillsynsbegäran.docx
+++ b/tillsyn/A 35907-2025 tillsynsbegäran.docx
@@ -332,7 +332,7 @@
     <w:r>
       <w:tab/>
       <w:tab/>
-      <w:t>2026-09-27</w:t>
+      <w:t>2026-09-28</w:t>
       <w:br/>
       <w:br/>
     </w:r>

--- a/tillsyn/A 35907-2025 tillsynsbegäran.docx
+++ b/tillsyn/A 35907-2025 tillsynsbegäran.docx
@@ -332,7 +332,7 @@
     <w:r>
       <w:tab/>
       <w:tab/>
-      <w:t>2026-09-28</w:t>
+      <w:t>2026-09-29</w:t>
       <w:br/>
       <w:br/>
     </w:r>

--- a/tillsyn/A 35907-2025 tillsynsbegäran.docx
+++ b/tillsyn/A 35907-2025 tillsynsbegäran.docx
@@ -332,7 +332,7 @@
     <w:r>
       <w:tab/>
       <w:tab/>
-      <w:t>2026-09-29</w:t>
+      <w:t>2026-09-30</w:t>
       <w:br/>
       <w:br/>
     </w:r>

--- a/tillsyn/A 35907-2025 tillsynsbegäran.docx
+++ b/tillsyn/A 35907-2025 tillsynsbegäran.docx
@@ -22,7 +22,7 @@
       <w:r>
         <w:drawing>
           <wp:inline xmlns:a="http://schemas.openxmlformats.org/drawingml/2006/main" xmlns:pic="http://schemas.openxmlformats.org/drawingml/2006/picture">
-            <wp:extent cx="5486400" cy="4404203"/>
+            <wp:extent cx="5486400" cy="4294852"/>
             <wp:docPr id="1" name="Picture 1"/>
             <wp:cNvGraphicFramePr>
               <a:graphicFrameLocks noChangeAspect="1"/>
@@ -43,7 +43,7 @@
                   <pic:spPr>
                     <a:xfrm>
                       <a:off x="0" y="0"/>
-                      <a:ext cx="5486400" cy="4404203"/>
+                      <a:ext cx="5486400" cy="4294852"/>
                     </a:xfrm>
                     <a:prstGeom prst="rect"/>
                   </pic:spPr>
@@ -60,12 +60,12 @@
         <w:spacing w:after="240"/>
       </w:pPr>
       <w:r>
-        <w:t>Figur 1. Fyndplatser för naturvårdsarter i avverkningsanmälan. Markörer utan svart kant är placerade på fyndplatsen. Markörer med svart kant är placerade vid sidan av fyndplatsen och har ett svart streck som visar fyndplatsens exakta position. Kartans mittpunktskoordinat är N 6981010, E 537808 i SWEREF 99 TM.</w:t>
+        <w:t>Figur 1. Fyndplatser för naturvårdsarter i och inom 11 meter från avverkningsanmälan. Markörer utan svart kant är placerade på fyndplatsen. Markörer med svart kant är placerade vid sidan av fyndplatsen och har ett svart streck som visar fyndplatsens exakta position. Kartans mittpunktskoordinat är N 6981010, E 537808 i SWEREF 99 TM.</w:t>
       </w:r>
     </w:p>
     <w:p>
       <w:r>
-        <w:t>I avverkningsanmälan finns fynd av 3 naturvårdsarter, varav 3 är rödlistade och 3 är typiska (T): garnlav (VU, T), dropptaggsvamp (NT, T) och ullticka (NT, T). Se Figur 1.</w:t>
+        <w:t>I och inom 11 meter från avverkningsanmälan finns fynd av 5 naturvårdsarter, varav 5 är rödlistade och 3 är typiska (T): garnlav (VU, T), silverblåvinge (VU), dropptaggsvamp (NT, T), månlåsbräken (NT) och ullticka (NT, T). Se Figur 1.</w:t>
       </w:r>
     </w:p>
     <w:p>
@@ -332,7 +332,7 @@
     <w:r>
       <w:tab/>
       <w:tab/>
-      <w:t>2026-09-30</w:t>
+      <w:t>2026-10-01</w:t>
       <w:br/>
       <w:br/>
     </w:r>

--- a/tillsyn/A 35907-2025 tillsynsbegäran.docx
+++ b/tillsyn/A 35907-2025 tillsynsbegäran.docx
@@ -332,7 +332,7 @@
     <w:r>
       <w:tab/>
       <w:tab/>
-      <w:t>2026-10-01</w:t>
+      <w:t>2026-10-02</w:t>
       <w:br/>
       <w:br/>
     </w:r>

--- a/tillsyn/A 35907-2025 tillsynsbegäran.docx
+++ b/tillsyn/A 35907-2025 tillsynsbegäran.docx
@@ -332,7 +332,7 @@
     <w:r>
       <w:tab/>
       <w:tab/>
-      <w:t>2026-10-02</w:t>
+      <w:t>2026-10-03</w:t>
       <w:br/>
       <w:br/>
     </w:r>

--- a/tillsyn/A 35907-2025 tillsynsbegäran.docx
+++ b/tillsyn/A 35907-2025 tillsynsbegäran.docx
@@ -332,7 +332,7 @@
     <w:r>
       <w:tab/>
       <w:tab/>
-      <w:t>2026-10-03</w:t>
+      <w:t>2026-10-04</w:t>
       <w:br/>
       <w:br/>
     </w:r>

--- a/tillsyn/A 35907-2025 tillsynsbegäran.docx
+++ b/tillsyn/A 35907-2025 tillsynsbegäran.docx
@@ -332,7 +332,7 @@
     <w:r>
       <w:tab/>
       <w:tab/>
-      <w:t>2026-10-04</w:t>
+      <w:t>2026-10-05</w:t>
       <w:br/>
       <w:br/>
     </w:r>

--- a/tillsyn/A 35907-2025 tillsynsbegäran.docx
+++ b/tillsyn/A 35907-2025 tillsynsbegäran.docx
@@ -332,7 +332,7 @@
     <w:r>
       <w:tab/>
       <w:tab/>
-      <w:t>2026-10-05</w:t>
+      <w:t>2026-10-06</w:t>
       <w:br/>
       <w:br/>
     </w:r>

--- a/tillsyn/A 35907-2025 tillsynsbegäran.docx
+++ b/tillsyn/A 35907-2025 tillsynsbegäran.docx
@@ -332,7 +332,7 @@
     <w:r>
       <w:tab/>
       <w:tab/>
-      <w:t>2026-10-06</w:t>
+      <w:t>2026-10-07</w:t>
       <w:br/>
       <w:br/>
     </w:r>

--- a/tillsyn/A 35907-2025 tillsynsbegäran.docx
+++ b/tillsyn/A 35907-2025 tillsynsbegäran.docx
@@ -332,7 +332,7 @@
     <w:r>
       <w:tab/>
       <w:tab/>
-      <w:t>2026-10-07</w:t>
+      <w:t>2026-10-08</w:t>
       <w:br/>
       <w:br/>
     </w:r>

--- a/tillsyn/A 35907-2025 tillsynsbegäran.docx
+++ b/tillsyn/A 35907-2025 tillsynsbegäran.docx
@@ -332,7 +332,7 @@
     <w:r>
       <w:tab/>
       <w:tab/>
-      <w:t>2026-10-08</w:t>
+      <w:t>2026-10-09</w:t>
       <w:br/>
       <w:br/>
     </w:r>

--- a/tillsyn/A 35907-2025 tillsynsbegäran.docx
+++ b/tillsyn/A 35907-2025 tillsynsbegäran.docx
@@ -332,7 +332,7 @@
     <w:r>
       <w:tab/>
       <w:tab/>
-      <w:t>2026-10-09</w:t>
+      <w:t>2026-10-10</w:t>
       <w:br/>
       <w:br/>
     </w:r>

--- a/tillsyn/A 35907-2025 tillsynsbegäran.docx
+++ b/tillsyn/A 35907-2025 tillsynsbegäran.docx
@@ -332,7 +332,7 @@
     <w:r>
       <w:tab/>
       <w:tab/>
-      <w:t>2026-10-10</w:t>
+      <w:t>2026-10-11</w:t>
       <w:br/>
       <w:br/>
     </w:r>

--- a/tillsyn/A 35907-2025 tillsynsbegäran.docx
+++ b/tillsyn/A 35907-2025 tillsynsbegäran.docx
@@ -332,7 +332,7 @@
     <w:r>
       <w:tab/>
       <w:tab/>
-      <w:t>2026-10-11</w:t>
+      <w:t>2026-10-12</w:t>
       <w:br/>
       <w:br/>
     </w:r>

--- a/tillsyn/A 35907-2025 tillsynsbegäran.docx
+++ b/tillsyn/A 35907-2025 tillsynsbegäran.docx
@@ -332,7 +332,7 @@
     <w:r>
       <w:tab/>
       <w:tab/>
-      <w:t>2026-10-12</w:t>
+      <w:t>2026-10-13</w:t>
       <w:br/>
       <w:br/>
     </w:r>

--- a/tillsyn/A 35907-2025 tillsynsbegäran.docx
+++ b/tillsyn/A 35907-2025 tillsynsbegäran.docx
@@ -332,7 +332,7 @@
     <w:r>
       <w:tab/>
       <w:tab/>
-      <w:t>2026-10-13</w:t>
+      <w:t>2026-10-14</w:t>
       <w:br/>
       <w:br/>
     </w:r>

--- a/tillsyn/A 35907-2025 tillsynsbegäran.docx
+++ b/tillsyn/A 35907-2025 tillsynsbegäran.docx
@@ -332,7 +332,7 @@
     <w:r>
       <w:tab/>
       <w:tab/>
-      <w:t>2026-10-14</w:t>
+      <w:t>2026-10-15</w:t>
       <w:br/>
       <w:br/>
     </w:r>

--- a/tillsyn/A 35907-2025 tillsynsbegäran.docx
+++ b/tillsyn/A 35907-2025 tillsynsbegäran.docx
@@ -332,7 +332,7 @@
     <w:r>
       <w:tab/>
       <w:tab/>
-      <w:t>2026-10-15</w:t>
+      <w:t>2026-10-16</w:t>
       <w:br/>
       <w:br/>
     </w:r>

--- a/tillsyn/A 35907-2025 tillsynsbegäran.docx
+++ b/tillsyn/A 35907-2025 tillsynsbegäran.docx
@@ -332,7 +332,7 @@
     <w:r>
       <w:tab/>
       <w:tab/>
-      <w:t>2026-10-16</w:t>
+      <w:t>2026-10-17</w:t>
       <w:br/>
       <w:br/>
     </w:r>

--- a/tillsyn/A 35907-2025 tillsynsbegäran.docx
+++ b/tillsyn/A 35907-2025 tillsynsbegäran.docx
@@ -332,7 +332,7 @@
     <w:r>
       <w:tab/>
       <w:tab/>
-      <w:t>2026-10-17</w:t>
+      <w:t>2026-10-18</w:t>
       <w:br/>
       <w:br/>
     </w:r>

--- a/tillsyn/A 35907-2025 tillsynsbegäran.docx
+++ b/tillsyn/A 35907-2025 tillsynsbegäran.docx
@@ -332,7 +332,7 @@
     <w:r>
       <w:tab/>
       <w:tab/>
-      <w:t>2026-10-18</w:t>
+      <w:t>2026-10-19</w:t>
       <w:br/>
       <w:br/>
     </w:r>

--- a/tillsyn/A 35907-2025 tillsynsbegäran.docx
+++ b/tillsyn/A 35907-2025 tillsynsbegäran.docx
@@ -332,7 +332,7 @@
     <w:r>
       <w:tab/>
       <w:tab/>
-      <w:t>2026-10-19</w:t>
+      <w:t>2026-10-20</w:t>
       <w:br/>
       <w:br/>
     </w:r>

--- a/tillsyn/A 35907-2025 tillsynsbegäran.docx
+++ b/tillsyn/A 35907-2025 tillsynsbegäran.docx
@@ -332,7 +332,7 @@
     <w:r>
       <w:tab/>
       <w:tab/>
-      <w:t>2026-10-20</w:t>
+      <w:t>2026-10-21</w:t>
       <w:br/>
       <w:br/>
     </w:r>

--- a/tillsyn/A 35907-2025 tillsynsbegäran.docx
+++ b/tillsyn/A 35907-2025 tillsynsbegäran.docx
@@ -332,7 +332,7 @@
     <w:r>
       <w:tab/>
       <w:tab/>
-      <w:t>2026-10-21</w:t>
+      <w:t>2026-10-22</w:t>
       <w:br/>
       <w:br/>
     </w:r>

--- a/tillsyn/A 35907-2025 tillsynsbegäran.docx
+++ b/tillsyn/A 35907-2025 tillsynsbegäran.docx
@@ -332,7 +332,7 @@
     <w:r>
       <w:tab/>
       <w:tab/>
-      <w:t>2026-10-22</w:t>
+      <w:t>2026-10-23</w:t>
       <w:br/>
       <w:br/>
     </w:r>

--- a/tillsyn/A 35907-2025 tillsynsbegäran.docx
+++ b/tillsyn/A 35907-2025 tillsynsbegäran.docx
@@ -332,7 +332,7 @@
     <w:r>
       <w:tab/>
       <w:tab/>
-      <w:t>2026-10-23</w:t>
+      <w:t>2026-10-24</w:t>
       <w:br/>
       <w:br/>
     </w:r>

--- a/tillsyn/A 35907-2025 tillsynsbegäran.docx
+++ b/tillsyn/A 35907-2025 tillsynsbegäran.docx
@@ -332,7 +332,7 @@
     <w:r>
       <w:tab/>
       <w:tab/>
-      <w:t>2026-10-24</w:t>
+      <w:t>2026-10-25</w:t>
       <w:br/>
       <w:br/>
     </w:r>

--- a/tillsyn/A 35907-2025 tillsynsbegäran.docx
+++ b/tillsyn/A 35907-2025 tillsynsbegäran.docx
@@ -332,7 +332,7 @@
     <w:r>
       <w:tab/>
       <w:tab/>
-      <w:t>2026-10-25</w:t>
+      <w:t>2026-10-26</w:t>
       <w:br/>
       <w:br/>
     </w:r>

--- a/tillsyn/A 35907-2025 tillsynsbegäran.docx
+++ b/tillsyn/A 35907-2025 tillsynsbegäran.docx
@@ -332,7 +332,7 @@
     <w:r>
       <w:tab/>
       <w:tab/>
-      <w:t>2026-10-26</w:t>
+      <w:t>2026-10-27</w:t>
       <w:br/>
       <w:br/>
     </w:r>

--- a/tillsyn/A 35907-2025 tillsynsbegäran.docx
+++ b/tillsyn/A 35907-2025 tillsynsbegäran.docx
@@ -332,7 +332,7 @@
     <w:r>
       <w:tab/>
       <w:tab/>
-      <w:t>2026-10-27</w:t>
+      <w:t>2026-10-28</w:t>
       <w:br/>
       <w:br/>
     </w:r>

--- a/tillsyn/A 35907-2025 tillsynsbegäran.docx
+++ b/tillsyn/A 35907-2025 tillsynsbegäran.docx
@@ -332,7 +332,7 @@
     <w:r>
       <w:tab/>
       <w:tab/>
-      <w:t>2026-10-28</w:t>
+      <w:t>2026-10-29</w:t>
       <w:br/>
       <w:br/>
     </w:r>

--- a/tillsyn/A 35907-2025 tillsynsbegäran.docx
+++ b/tillsyn/A 35907-2025 tillsynsbegäran.docx
@@ -332,7 +332,7 @@
     <w:r>
       <w:tab/>
       <w:tab/>
-      <w:t>2026-10-29</w:t>
+      <w:t>2026-10-31</w:t>
       <w:br/>
       <w:br/>
     </w:r>
